--- a/docs/notes/VCL2FMXConverter_v5_Contract_System_Overview.docx
+++ b/docs/notes/VCL2FMXConverter_v5_Contract_System_Overview.docx
@@ -1,6 +1,6 @@
 
 <file path=word/document.xml><?xml version="1.0" encoding="utf-8"?>
-<w:document xmlns:wpc="http://schemas.microsoft.com/office/word/2010/wordprocessingCanvas" xmlns:cx="http://schemas.microsoft.com/office/drawing/2014/chartex" xmlns:cx1="http://schemas.microsoft.com/office/drawing/2015/9/8/chartex" xmlns:cx2="http://schemas.microsoft.com/office/drawing/2015/10/21/chartex" xmlns:cx3="http://schemas.microsoft.com/office/drawing/2016/5/9/chartex" xmlns:cx4="http://schemas.microsoft.com/office/drawing/2016/5/10/chartex" xmlns:cx5="http://schemas.microsoft.com/office/drawing/2016/5/11/chartex" xmlns:cx6="http://schemas.microsoft.com/office/drawing/2016/5/12/chartex" xmlns:cx7="http://schemas.microsoft.com/office/drawing/2016/5/13/chartex" xmlns:cx8="http://schemas.microsoft.com/office/drawing/2016/5/14/chartex" xmlns:mc="http://schemas.openxmlformats.org/markup-compatibility/2006" xmlns:aink="http://schemas.microsoft.com/office/drawing/2016/ink" xmlns:am3d="http://schemas.microsoft.com/office/drawing/2017/model3d" xmlns:o="urn:schemas-microsoft-com:office:office" xmlns:oel="http://schemas.microsoft.com/office/2019/extlst" xmlns:r="http://schemas.openxmlformats.org/officeDocument/2006/relationships" xmlns:m="http://schemas.openxmlformats.org/officeDocument/2006/math" xmlns:v="urn:schemas-microsoft-com:vml" xmlns:wp14="http://schemas.microsoft.com/office/word/2010/wordprocessingDrawing" xmlns:wp="http://schemas.openxmlformats.org/drawingml/2006/wordprocessingDrawing" xmlns:w10="urn:schemas-microsoft-com:office:word" xmlns:w="http://schemas.openxmlformats.org/wordprocessingml/2006/main" xmlns:w14="http://schemas.microsoft.com/office/word/2010/wordml" xmlns:w15="http://schemas.microsoft.com/office/word/2012/wordml" xmlns:w16cex="http://schemas.microsoft.com/office/word/2018/wordml/cex" xmlns:w16cid="http://schemas.microsoft.com/office/word/2016/wordml/cid" xmlns:w16="http://schemas.microsoft.com/office/word/2018/wordml" xmlns:w16du="http://schemas.microsoft.com/office/word/2023/wordml/word16du" xmlns:w16sdtdh="http://schemas.microsoft.com/office/word/2020/wordml/sdtdatahash" xmlns:w16sdtfl="http://schemas.microsoft.com/office/word/2024/wordml/sdtformatlock" xmlns:w16se="http://schemas.microsoft.com/office/word/2015/wordml/symex" xmlns:wpg="http://schemas.microsoft.com/office/word/2010/wordprocessingGroup" xmlns:wpi="http://schemas.microsoft.com/office/word/2010/wordprocessingInk" xmlns:wne="http://schemas.microsoft.com/office/word/2006/wordml" xmlns:wps="http://schemas.microsoft.com/office/word/2010/wordprocessingShape" mc:Ignorable="w14 w15 w16se w16cid w16 w16cex w16sdtdh w16sdtfl w16du wp14">
+<w:document xmlns:wpc="http://schemas.microsoft.com/office/word/2010/wordprocessingCanvas" xmlns:cx="http://schemas.microsoft.com/office/drawing/2014/chartex" xmlns:cx1="http://schemas.microsoft.com/office/drawing/2015/9/8/chartex" xmlns:cx2="http://schemas.microsoft.com/office/drawing/2015/10/21/chartex" xmlns:cx3="http://schemas.microsoft.com/office/drawing/2016/5/9/chartex" xmlns:cx4="http://schemas.microsoft.com/office/drawing/2016/5/10/chartex" xmlns:cx5="http://schemas.microsoft.com/office/drawing/2016/5/11/chartex" xmlns:cx6="http://schemas.microsoft.com/office/drawing/2016/5/12/chartex" xmlns:cx7="http://schemas.microsoft.com/office/drawing/2016/5/13/chartex" xmlns:cx8="http://schemas.microsoft.com/office/drawing/2016/5/14/chartex" xmlns:mc="http://schemas.openxmlformats.org/markup-compatibility/2006" xmlns:aink="http://schemas.microsoft.com/office/drawing/2016/ink" xmlns:am3d="http://schemas.microsoft.com/office/drawing/2017/model3d" xmlns:o="urn:schemas-microsoft-com:office:office" xmlns:oel="http://schemas.microsoft.com/office/2019/extlst" xmlns:r="http://schemas.openxmlformats.org/officeDocument/2006/relationships" xmlns:m="http://schemas.openxmlformats.org/officeDocument/2006/math" xmlns:v="urn:schemas-microsoft-com:vml" xmlns:wp14="http://schemas.microsoft.com/office/word/2010/wordprocessingDrawing" xmlns:wp="http://schemas.openxmlformats.org/drawingml/2006/wordprocessingDrawing" xmlns:w10="urn:schemas-microsoft-com:office:word" xmlns:w="http://schemas.openxmlformats.org/wordprocessingml/2006/main" xmlns:w14="http://schemas.microsoft.com/office/word/2010/wordml" xmlns:w15="http://schemas.microsoft.com/office/word/2012/wordml" xmlns:w16cei="http://schemas.microsoft.com/office/word/2026/wordml/cei" xmlns:w16cex="http://schemas.microsoft.com/office/word/2018/wordml/cex" xmlns:w16cid="http://schemas.microsoft.com/office/word/2016/wordml/cid" xmlns:w16="http://schemas.microsoft.com/office/word/2018/wordml" xmlns:w16du="http://schemas.microsoft.com/office/word/2023/wordml/word16du" xmlns:w16sdtdh="http://schemas.microsoft.com/office/word/2020/wordml/sdtdatahash" xmlns:w16sdtfl="http://schemas.microsoft.com/office/word/2024/wordml/sdtformatlock" xmlns:w16se="http://schemas.microsoft.com/office/word/2015/wordml/symex" xmlns:wpg="http://schemas.microsoft.com/office/word/2010/wordprocessingGroup" xmlns:wpi="http://schemas.microsoft.com/office/word/2010/wordprocessingInk" xmlns:wne="http://schemas.microsoft.com/office/word/2006/wordml" xmlns:wps="http://schemas.microsoft.com/office/word/2010/wordprocessingShape" mc:Ignorable="w14 w15 w16se w16cid w16 w16cex w16sdtdh w16sdtfl w16du wp14">
   <w:body>
     <w:p>
       <w:pPr>
@@ -48,7 +48,13 @@
         <w:rPr>
           <w:b/>
         </w:rPr>
-        <w:t>Version 5.0 Vanguard - Revision date: June 27, 2026</w:t>
+        <w:t xml:space="preserve">Version 5.0 Vanguard - Revision date: </w:t>
+      </w:r>
+      <w:r>
+        <w:rPr>
+          <w:b/>
+        </w:rPr>
+        <w:t>August 1, 2026</w:t>
       </w:r>
     </w:p>
     <w:p/>
@@ -62,7 +68,13 @@
         <w:t xml:space="preserve">[v5.0 current contract baseline] The </w:t>
       </w:r>
       <w:r>
-        <w:t>current v5.0 suite contains 198 executable expectations</w:t>
+        <w:t xml:space="preserve">current v5.0 suite contains </w:t>
+      </w:r>
+      <w:r>
+        <w:t>227</w:t>
+      </w:r>
+      <w:r>
+        <w:t xml:space="preserve"> executable expectations</w:t>
       </w:r>
       <w:r>
         <w:t>. The suite includes dry-run preview accounting, report-card layout, include analysis, Windows messaging categories, DFM/FMXL fidelity checks, semantic structure checks, mapping assistance, graphics/GDI handling, and protected uses cleanup.</w:t>
@@ -688,6 +700,30 @@
         <w:t>In short, the contracts turn real-world conversion problems into repeatable proof. They do not make the converter project-specific. They make the converter safer for everyone.</w:t>
       </w:r>
     </w:p>
+    <w:p>
+      <w:pPr>
+        <w:pStyle w:val="Heading1"/>
+      </w:pPr>
+      <w:r>
+        <w:t>Maintenance Update - August 1, 2026</w:t>
+      </w:r>
+    </w:p>
+    <w:p>
+      <w:r>
+        <w:t>This maintenance update incorporates field-test feedback from real Delphi projects. The converter now recognizes additional standard VCL controls, including TBitBtn and TTrayIcon, so they are not incorrectly reported as unknown third-party components.</w:t>
+      </w:r>
+    </w:p>
+    <w:p>
+      <w:r>
+        <w:t>TBitBtn receives a conservative FMX TButton substitution note. TTrayIcon remains an explicit platform-specific manual-review item because FMX has no direct standard tray-icon component.</w:t>
+      </w:r>
+    </w:p>
+    <w:p>
+      <w:r>
+        <w:t>The current v5.0 contract suite contains 227 executable expectations. The latest verification run passed 227 of 227 contracts, and the Win32 and Win64 Release builds were rebuilt from the current source.</w:t>
+      </w:r>
+    </w:p>
+    <w:p/>
     <w:sectPr>
       <w:pgSz w:w="12240" w:h="15840"/>
       <w:pgMar w:top="1440" w:right="1440" w:bottom="1440" w:left="1440" w:header="720" w:footer="720" w:gutter="0"/>
@@ -699,7 +735,7 @@
 </file>
 
 <file path=word/numbering.xml><?xml version="1.0" encoding="utf-8"?>
-<w:numbering xmlns:wpc="http://schemas.microsoft.com/office/word/2010/wordprocessingCanvas" xmlns:cx="http://schemas.microsoft.com/office/drawing/2014/chartex" xmlns:cx1="http://schemas.microsoft.com/office/drawing/2015/9/8/chartex" xmlns:cx2="http://schemas.microsoft.com/office/drawing/2015/10/21/chartex" xmlns:cx3="http://schemas.microsoft.com/office/drawing/2016/5/9/chartex" xmlns:cx4="http://schemas.microsoft.com/office/drawing/2016/5/10/chartex" xmlns:cx5="http://schemas.microsoft.com/office/drawing/2016/5/11/chartex" xmlns:cx6="http://schemas.microsoft.com/office/drawing/2016/5/12/chartex" xmlns:cx7="http://schemas.microsoft.com/office/drawing/2016/5/13/chartex" xmlns:cx8="http://schemas.microsoft.com/office/drawing/2016/5/14/chartex" xmlns:mc="http://schemas.openxmlformats.org/markup-compatibility/2006" xmlns:aink="http://schemas.microsoft.com/office/drawing/2016/ink" xmlns:am3d="http://schemas.microsoft.com/office/drawing/2017/model3d" xmlns:o="urn:schemas-microsoft-com:office:office" xmlns:oel="http://schemas.microsoft.com/office/2019/extlst" xmlns:r="http://schemas.openxmlformats.org/officeDocument/2006/relationships" xmlns:m="http://schemas.openxmlformats.org/officeDocument/2006/math" xmlns:v="urn:schemas-microsoft-com:vml" xmlns:wp14="http://schemas.microsoft.com/office/word/2010/wordprocessingDrawing" xmlns:wp="http://schemas.openxmlformats.org/drawingml/2006/wordprocessingDrawing" xmlns:w10="urn:schemas-microsoft-com:office:word" xmlns:w="http://schemas.openxmlformats.org/wordprocessingml/2006/main" xmlns:w14="http://schemas.microsoft.com/office/word/2010/wordml" xmlns:w15="http://schemas.microsoft.com/office/word/2012/wordml" xmlns:w16cex="http://schemas.microsoft.com/office/word/2018/wordml/cex" xmlns:w16cid="http://schemas.microsoft.com/office/word/2016/wordml/cid" xmlns:w16="http://schemas.microsoft.com/office/word/2018/wordml" xmlns:w16du="http://schemas.microsoft.com/office/word/2023/wordml/word16du" xmlns:w16sdtdh="http://schemas.microsoft.com/office/word/2020/wordml/sdtdatahash" xmlns:w16sdtfl="http://schemas.microsoft.com/office/word/2024/wordml/sdtformatlock" xmlns:w16se="http://schemas.microsoft.com/office/word/2015/wordml/symex" xmlns:wpg="http://schemas.microsoft.com/office/word/2010/wordprocessingGroup" xmlns:wpi="http://schemas.microsoft.com/office/word/2010/wordprocessingInk" xmlns:wne="http://schemas.microsoft.com/office/word/2006/wordml" xmlns:wps="http://schemas.microsoft.com/office/word/2010/wordprocessingShape" mc:Ignorable="w14 w15 w16se w16cid w16 w16cex w16sdtdh w16sdtfl w16du wp14">
+<w:numbering xmlns:wpc="http://schemas.microsoft.com/office/word/2010/wordprocessingCanvas" xmlns:cx="http://schemas.microsoft.com/office/drawing/2014/chartex" xmlns:cx1="http://schemas.microsoft.com/office/drawing/2015/9/8/chartex" xmlns:cx2="http://schemas.microsoft.com/office/drawing/2015/10/21/chartex" xmlns:cx3="http://schemas.microsoft.com/office/drawing/2016/5/9/chartex" xmlns:cx4="http://schemas.microsoft.com/office/drawing/2016/5/10/chartex" xmlns:cx5="http://schemas.microsoft.com/office/drawing/2016/5/11/chartex" xmlns:cx6="http://schemas.microsoft.com/office/drawing/2016/5/12/chartex" xmlns:cx7="http://schemas.microsoft.com/office/drawing/2016/5/13/chartex" xmlns:cx8="http://schemas.microsoft.com/office/drawing/2016/5/14/chartex" xmlns:mc="http://schemas.openxmlformats.org/markup-compatibility/2006" xmlns:aink="http://schemas.microsoft.com/office/drawing/2016/ink" xmlns:am3d="http://schemas.microsoft.com/office/drawing/2017/model3d" xmlns:o="urn:schemas-microsoft-com:office:office" xmlns:oel="http://schemas.microsoft.com/office/2019/extlst" xmlns:r="http://schemas.openxmlformats.org/officeDocument/2006/relationships" xmlns:m="http://schemas.openxmlformats.org/officeDocument/2006/math" xmlns:v="urn:schemas-microsoft-com:vml" xmlns:wp14="http://schemas.microsoft.com/office/word/2010/wordprocessingDrawing" xmlns:wp="http://schemas.openxmlformats.org/drawingml/2006/wordprocessingDrawing" xmlns:w10="urn:schemas-microsoft-com:office:word" xmlns:w="http://schemas.openxmlformats.org/wordprocessingml/2006/main" xmlns:w14="http://schemas.microsoft.com/office/word/2010/wordml" xmlns:w15="http://schemas.microsoft.com/office/word/2012/wordml" xmlns:w16cei="http://schemas.microsoft.com/office/word/2026/wordml/cei" xmlns:w16cex="http://schemas.microsoft.com/office/word/2018/wordml/cex" xmlns:w16cid="http://schemas.microsoft.com/office/word/2016/wordml/cid" xmlns:w16="http://schemas.microsoft.com/office/word/2018/wordml" xmlns:w16du="http://schemas.microsoft.com/office/word/2023/wordml/word16du" xmlns:w16sdtdh="http://schemas.microsoft.com/office/word/2020/wordml/sdtdatahash" xmlns:w16sdtfl="http://schemas.microsoft.com/office/word/2024/wordml/sdtformatlock" xmlns:w16se="http://schemas.microsoft.com/office/word/2015/wordml/symex" xmlns:wpg="http://schemas.microsoft.com/office/word/2010/wordprocessingGroup" xmlns:wpi="http://schemas.microsoft.com/office/word/2010/wordprocessingInk" xmlns:wne="http://schemas.microsoft.com/office/word/2006/wordml" xmlns:wps="http://schemas.microsoft.com/office/word/2010/wordprocessingShape" mc:Ignorable="w14 w15 w16se w16cid w16 w16cex w16sdtdh w16sdtfl w16du wp14">
   <w:abstractNum w:abstractNumId="0" w15:restartNumberingAfterBreak="0">
     <w:nsid w:val="FFFFFF7C"/>
     <w:multiLevelType w:val="singleLevel"/>
